--- a/CSV108_docx/002_Validation_Master_Plan.docx
+++ b/CSV108_docx/002_Validation_Master_Plan.docx
@@ -1856,6 +1856,392 @@
     </w:p>
     <w:p>
       <w:pPr>
+        <w:spacing w:after="120" w:line="300" w:lineRule="auto"/>
+      </w:pPr>
+      <w:r>
+        <w:rPr>
+          <w:rFonts w:ascii="Calibri" w:hAnsi="Calibri"/>
+          <w:b w:val="0"/>
+          <w:i w:val="0"/>
+          <w:color w:val="000000"/>
+          <w:sz w:val="22"/>
+        </w:rPr>
+        <w:t>Portfolio priority is assigned using GxP impact, patient/product risk, data criticality, regulatory commitment, business continuity tier, change complexity and inspection exposure. The CSV Program Lead maintains the ranked backlog and escalates any overdue high-impact system remediation to the Site Quality Council.</w:t>
+      </w:r>
+    </w:p>
+    <w:tbl>
+      <w:tblPr>
+        <w:tblStyle w:val="TableGrid"/>
+        <w:tblW w:type="dxa" w:w="9360"/>
+        <w:tblLayout w:type="fixed"/>
+        <w:tblLook w:firstColumn="1" w:firstRow="1" w:lastColumn="0" w:lastRow="0" w:noHBand="0" w:noVBand="1" w:val="04A0"/>
+        <w:tblInd w:w="120" w:type="dxa"/>
+      </w:tblPr>
+      <w:tblGrid>
+        <w:gridCol w:w="3442"/>
+        <w:gridCol w:w="5918"/>
+      </w:tblGrid>
+      <w:tr>
+        <w:trPr>
+          <w:tblHeader w:val="true"/>
+        </w:trPr>
+        <w:tc>
+          <w:tcPr>
+            <w:tcW w:type="dxa" w:w="3442"/>
+            <w:shd w:fill="E8EEF5"/>
+            <w:vAlign w:val="center"/>
+            <w:tcMar>
+              <w:top w:w="80" w:type="dxa"/>
+              <w:bottom w:w="80" w:type="dxa"/>
+              <w:start w:w="120" w:type="dxa"/>
+              <w:end w:w="120" w:type="dxa"/>
+            </w:tcMar>
+          </w:tcPr>
+          <w:p>
+            <w:pPr>
+              <w:spacing w:after="0" w:line="276" w:lineRule="auto"/>
+              <w:jc w:val="left"/>
+            </w:pPr>
+            <w:r/>
+            <w:r>
+              <w:rPr>
+                <w:rFonts w:ascii="Calibri" w:hAnsi="Calibri"/>
+                <w:b/>
+                <w:color w:val="000000"/>
+                <w:sz w:val="19"/>
+              </w:rPr>
+              <w:t>Planning control</w:t>
+            </w:r>
+          </w:p>
+        </w:tc>
+        <w:tc>
+          <w:tcPr>
+            <w:tcW w:type="dxa" w:w="5918"/>
+            <w:shd w:fill="E8EEF5"/>
+            <w:vAlign w:val="center"/>
+            <w:tcMar>
+              <w:top w:w="80" w:type="dxa"/>
+              <w:bottom w:w="80" w:type="dxa"/>
+              <w:start w:w="120" w:type="dxa"/>
+              <w:end w:w="120" w:type="dxa"/>
+            </w:tcMar>
+          </w:tcPr>
+          <w:p>
+            <w:pPr>
+              <w:spacing w:after="0" w:line="276" w:lineRule="auto"/>
+              <w:jc w:val="left"/>
+            </w:pPr>
+            <w:r/>
+            <w:r>
+              <w:rPr>
+                <w:rFonts w:ascii="Calibri" w:hAnsi="Calibri"/>
+                <w:b/>
+                <w:color w:val="000000"/>
+                <w:sz w:val="19"/>
+              </w:rPr>
+              <w:t>Minimum expectation</w:t>
+            </w:r>
+          </w:p>
+        </w:tc>
+      </w:tr>
+      <w:tr>
+        <w:tc>
+          <w:tcPr>
+            <w:tcW w:type="dxa" w:w="3442"/>
+            <w:vAlign w:val="center"/>
+            <w:tcMar>
+              <w:top w:w="80" w:type="dxa"/>
+              <w:bottom w:w="80" w:type="dxa"/>
+              <w:start w:w="120" w:type="dxa"/>
+              <w:end w:w="120" w:type="dxa"/>
+            </w:tcMar>
+          </w:tcPr>
+          <w:p>
+            <w:pPr>
+              <w:spacing w:after="0" w:line="276" w:lineRule="auto"/>
+              <w:jc w:val="left"/>
+            </w:pPr>
+            <w:r/>
+            <w:r>
+              <w:rPr>
+                <w:rFonts w:ascii="Calibri" w:hAnsi="Calibri"/>
+                <w:b w:val="0"/>
+                <w:color w:val="000000"/>
+                <w:sz w:val="19"/>
+              </w:rPr>
+              <w:t>Validation strategy rationale</w:t>
+            </w:r>
+          </w:p>
+        </w:tc>
+        <w:tc>
+          <w:tcPr>
+            <w:tcW w:type="dxa" w:w="5918"/>
+            <w:vAlign w:val="center"/>
+            <w:tcMar>
+              <w:top w:w="80" w:type="dxa"/>
+              <w:bottom w:w="80" w:type="dxa"/>
+              <w:start w:w="120" w:type="dxa"/>
+              <w:end w:w="120" w:type="dxa"/>
+            </w:tcMar>
+          </w:tcPr>
+          <w:p>
+            <w:pPr>
+              <w:spacing w:after="0" w:line="276" w:lineRule="auto"/>
+              <w:jc w:val="left"/>
+            </w:pPr>
+            <w:r/>
+            <w:r>
+              <w:rPr>
+                <w:rFonts w:ascii="Calibri" w:hAnsi="Calibri"/>
+                <w:b w:val="0"/>
+                <w:color w:val="000000"/>
+                <w:sz w:val="19"/>
+              </w:rPr>
+              <w:t>Documents why the selected lifecycle depth is adequate for intended use and risk</w:t>
+            </w:r>
+          </w:p>
+        </w:tc>
+      </w:tr>
+      <w:tr>
+        <w:tc>
+          <w:tcPr>
+            <w:tcW w:type="dxa" w:w="3442"/>
+            <w:vAlign w:val="center"/>
+            <w:tcMar>
+              <w:top w:w="80" w:type="dxa"/>
+              <w:bottom w:w="80" w:type="dxa"/>
+              <w:start w:w="120" w:type="dxa"/>
+              <w:end w:w="120" w:type="dxa"/>
+            </w:tcMar>
+          </w:tcPr>
+          <w:p>
+            <w:pPr>
+              <w:spacing w:after="0" w:line="276" w:lineRule="auto"/>
+              <w:jc w:val="left"/>
+            </w:pPr>
+            <w:r/>
+            <w:r>
+              <w:rPr>
+                <w:rFonts w:ascii="Calibri" w:hAnsi="Calibri"/>
+                <w:b w:val="0"/>
+                <w:color w:val="000000"/>
+                <w:sz w:val="19"/>
+              </w:rPr>
+              <w:t>Supplier leveraging</w:t>
+            </w:r>
+          </w:p>
+        </w:tc>
+        <w:tc>
+          <w:tcPr>
+            <w:tcW w:type="dxa" w:w="5918"/>
+            <w:vAlign w:val="center"/>
+            <w:tcMar>
+              <w:top w:w="80" w:type="dxa"/>
+              <w:bottom w:w="80" w:type="dxa"/>
+              <w:start w:w="120" w:type="dxa"/>
+              <w:end w:w="120" w:type="dxa"/>
+            </w:tcMar>
+          </w:tcPr>
+          <w:p>
+            <w:pPr>
+              <w:spacing w:after="0" w:line="276" w:lineRule="auto"/>
+              <w:jc w:val="left"/>
+            </w:pPr>
+            <w:r/>
+            <w:r>
+              <w:rPr>
+                <w:rFonts w:ascii="Calibri" w:hAnsi="Calibri"/>
+                <w:b w:val="0"/>
+                <w:color w:val="000000"/>
+                <w:sz w:val="19"/>
+              </w:rPr>
+              <w:t>Identifies which supplier records are reusable, which require site challenge and which are not accepted</w:t>
+            </w:r>
+          </w:p>
+        </w:tc>
+      </w:tr>
+      <w:tr>
+        <w:tc>
+          <w:tcPr>
+            <w:tcW w:type="dxa" w:w="3442"/>
+            <w:vAlign w:val="center"/>
+            <w:tcMar>
+              <w:top w:w="80" w:type="dxa"/>
+              <w:bottom w:w="80" w:type="dxa"/>
+              <w:start w:w="120" w:type="dxa"/>
+              <w:end w:w="120" w:type="dxa"/>
+            </w:tcMar>
+          </w:tcPr>
+          <w:p>
+            <w:pPr>
+              <w:spacing w:after="0" w:line="276" w:lineRule="auto"/>
+              <w:jc w:val="left"/>
+            </w:pPr>
+            <w:r/>
+            <w:r>
+              <w:rPr>
+                <w:rFonts w:ascii="Calibri" w:hAnsi="Calibri"/>
+                <w:b w:val="0"/>
+                <w:color w:val="000000"/>
+                <w:sz w:val="19"/>
+              </w:rPr>
+              <w:t>Infrastructure dependency</w:t>
+            </w:r>
+          </w:p>
+        </w:tc>
+        <w:tc>
+          <w:tcPr>
+            <w:tcW w:type="dxa" w:w="5918"/>
+            <w:vAlign w:val="center"/>
+            <w:tcMar>
+              <w:top w:w="80" w:type="dxa"/>
+              <w:bottom w:w="80" w:type="dxa"/>
+              <w:start w:w="120" w:type="dxa"/>
+              <w:end w:w="120" w:type="dxa"/>
+            </w:tcMar>
+          </w:tcPr>
+          <w:p>
+            <w:pPr>
+              <w:spacing w:after="0" w:line="276" w:lineRule="auto"/>
+              <w:jc w:val="left"/>
+            </w:pPr>
+            <w:r/>
+            <w:r>
+              <w:rPr>
+                <w:rFonts w:ascii="Calibri" w:hAnsi="Calibri"/>
+                <w:b w:val="0"/>
+                <w:color w:val="000000"/>
+                <w:sz w:val="19"/>
+              </w:rPr>
+              <w:t>Confirms qualified services, monitoring, backup, restore and security ownership before application release</w:t>
+            </w:r>
+          </w:p>
+        </w:tc>
+      </w:tr>
+      <w:tr>
+        <w:tc>
+          <w:tcPr>
+            <w:tcW w:type="dxa" w:w="3442"/>
+            <w:vAlign w:val="center"/>
+            <w:tcMar>
+              <w:top w:w="80" w:type="dxa"/>
+              <w:bottom w:w="80" w:type="dxa"/>
+              <w:start w:w="120" w:type="dxa"/>
+              <w:end w:w="120" w:type="dxa"/>
+            </w:tcMar>
+          </w:tcPr>
+          <w:p>
+            <w:pPr>
+              <w:spacing w:after="0" w:line="276" w:lineRule="auto"/>
+              <w:jc w:val="left"/>
+            </w:pPr>
+            <w:r/>
+            <w:r>
+              <w:rPr>
+                <w:rFonts w:ascii="Calibri" w:hAnsi="Calibri"/>
+                <w:b w:val="0"/>
+                <w:color w:val="000000"/>
+                <w:sz w:val="19"/>
+              </w:rPr>
+              <w:t>Data integrity planning</w:t>
+            </w:r>
+          </w:p>
+        </w:tc>
+        <w:tc>
+          <w:tcPr>
+            <w:tcW w:type="dxa" w:w="5918"/>
+            <w:vAlign w:val="center"/>
+            <w:tcMar>
+              <w:top w:w="80" w:type="dxa"/>
+              <w:bottom w:w="80" w:type="dxa"/>
+              <w:start w:w="120" w:type="dxa"/>
+              <w:end w:w="120" w:type="dxa"/>
+            </w:tcMar>
+          </w:tcPr>
+          <w:p>
+            <w:pPr>
+              <w:spacing w:after="0" w:line="276" w:lineRule="auto"/>
+              <w:jc w:val="left"/>
+            </w:pPr>
+            <w:r/>
+            <w:r>
+              <w:rPr>
+                <w:rFonts w:ascii="Calibri" w:hAnsi="Calibri"/>
+                <w:b w:val="0"/>
+                <w:color w:val="000000"/>
+                <w:sz w:val="19"/>
+              </w:rPr>
+              <w:t>Covers audit trail, e-signature, record retention, migration, archive and inspection retrieval where applicable</w:t>
+            </w:r>
+          </w:p>
+        </w:tc>
+      </w:tr>
+      <w:tr>
+        <w:tc>
+          <w:tcPr>
+            <w:tcW w:type="dxa" w:w="3442"/>
+            <w:vAlign w:val="center"/>
+            <w:tcMar>
+              <w:top w:w="80" w:type="dxa"/>
+              <w:bottom w:w="80" w:type="dxa"/>
+              <w:start w:w="120" w:type="dxa"/>
+              <w:end w:w="120" w:type="dxa"/>
+            </w:tcMar>
+          </w:tcPr>
+          <w:p>
+            <w:pPr>
+              <w:spacing w:after="0" w:line="276" w:lineRule="auto"/>
+              <w:jc w:val="left"/>
+            </w:pPr>
+            <w:r/>
+            <w:r>
+              <w:rPr>
+                <w:rFonts w:ascii="Calibri" w:hAnsi="Calibri"/>
+                <w:b w:val="0"/>
+                <w:color w:val="000000"/>
+                <w:sz w:val="19"/>
+              </w:rPr>
+              <w:t>Deferred work</w:t>
+            </w:r>
+          </w:p>
+        </w:tc>
+        <w:tc>
+          <w:tcPr>
+            <w:tcW w:type="dxa" w:w="5918"/>
+            <w:vAlign w:val="center"/>
+            <w:tcMar>
+              <w:top w:w="80" w:type="dxa"/>
+              <w:bottom w:w="80" w:type="dxa"/>
+              <w:start w:w="120" w:type="dxa"/>
+              <w:end w:w="120" w:type="dxa"/>
+            </w:tcMar>
+          </w:tcPr>
+          <w:p>
+            <w:pPr>
+              <w:spacing w:after="0" w:line="276" w:lineRule="auto"/>
+              <w:jc w:val="left"/>
+            </w:pPr>
+            <w:r/>
+            <w:r>
+              <w:rPr>
+                <w:rFonts w:ascii="Calibri" w:hAnsi="Calibri"/>
+                <w:b w:val="0"/>
+                <w:color w:val="000000"/>
+                <w:sz w:val="19"/>
+              </w:rPr>
+              <w:t>Requires QA-approved risk assessment, owner, due date and release impact statement</w:t>
+            </w:r>
+          </w:p>
+        </w:tc>
+      </w:tr>
+    </w:tbl>
+    <w:p>
+      <w:pPr>
+        <w:spacing w:after="80"/>
+      </w:pPr>
+    </w:p>
+    <w:p>
+      <w:pPr>
         <w:pStyle w:val="Heading1"/>
       </w:pPr>
       <w:r>
@@ -2594,6 +2980,21 @@
           <w:sz w:val="22"/>
         </w:rPr>
         <w:t>Monthly status reports shall show planned/actual deliverables, overdue approvals, open high risks, test progress, defect/deviation ageing, training readiness and release risks. Quality escalation is required for any critical finding, unapproved production change, data loss or risk to record integrity.</w:t>
+      </w:r>
+    </w:p>
+    <w:p>
+      <w:pPr>
+        <w:spacing w:after="120" w:line="300" w:lineRule="auto"/>
+      </w:pPr>
+      <w:r>
+        <w:rPr>
+          <w:rFonts w:ascii="Calibri" w:hAnsi="Calibri"/>
+          <w:b w:val="0"/>
+          <w:i w:val="0"/>
+          <w:color w:val="000000"/>
+          <w:sz w:val="22"/>
+        </w:rPr>
+        <w:t>The standard dashboard shall include green/amber/red status for deliverables, validation deviations, supplier actions, migration readiness, training, open change controls, environment readiness and release decision blockers. Amber items require a recovery owner and date. Red items require Steering Committee review and QA acknowledgement before the next lifecycle gate.</w:t>
       </w:r>
     </w:p>
     <w:p>
